--- a/Sprint20260921-20261002/HERO-69126_20260930_120214.docx
+++ b/Sprint20260921-20261002/HERO-69126_20260930_120214.docx
@@ -1643,263 +1643,6 @@
         <w:t>: POS Client with Calling Queue QR scanner (workstation and mobile device)</w:t>
       </w:r>
     </w:p>
-    <w:p>
-      <w:pPr>
-        <w:spacing w:before="200" w:after="120"/>
-      </w:pPr>
-      <w:r>
-        <w:rPr>
-          <w:rFonts w:ascii="Arial" w:hAnsi="Arial" w:eastAsia="Arial" w:cs="Arial"/>
-          <w:b/>
-          <w:color w:val="000000"/>
-          <w:sz w:val="26"/>
-          <w:u w:val="single"/>
-        </w:rPr>
-        <w:t>Appendix</w:t>
-      </w:r>
-    </w:p>
-    <w:p>
-      <w:pPr>
-        <w:spacing w:before="0" w:after="80"/>
-      </w:pPr>
-      <w:r>
-        <w:rPr>
-          <w:rFonts w:ascii="Arial" w:hAnsi="Arial" w:eastAsia="Arial" w:cs="Arial"/>
-          <w:b/>
-          <w:color w:val="000000"/>
-          <w:sz w:val="20"/>
-          <w:u w:val="none"/>
-        </w:rPr>
-        <w:t>Issue Key:</w:t>
-      </w:r>
-      <w:r>
-        <w:rPr>
-          <w:rFonts w:ascii="Arial" w:hAnsi="Arial" w:eastAsia="Arial" w:cs="Arial"/>
-          <w:b w:val="0"/>
-          <w:color w:val="000000"/>
-          <w:sz w:val="20"/>
-          <w:u w:val="none"/>
-        </w:rPr>
-        <w:t xml:space="preserve"> HERO-69126</w:t>
-      </w:r>
-    </w:p>
-    <w:p>
-      <w:pPr>
-        <w:spacing w:before="0" w:after="80"/>
-      </w:pPr>
-      <w:r>
-        <w:rPr>
-          <w:rFonts w:ascii="Arial" w:hAnsi="Arial" w:eastAsia="Arial" w:cs="Arial"/>
-          <w:b/>
-          <w:color w:val="000000"/>
-          <w:sz w:val="20"/>
-          <w:u w:val="none"/>
-        </w:rPr>
-        <w:t>Summary:</w:t>
-      </w:r>
-      <w:r>
-        <w:rPr>
-          <w:rFonts w:ascii="Arial" w:hAnsi="Arial" w:eastAsia="Arial" w:cs="Arial"/>
-          <w:b w:val="0"/>
-          <w:color w:val="000000"/>
-          <w:sz w:val="20"/>
-          <w:u w:val="none"/>
-        </w:rPr>
-        <w:t xml:space="preserve"> Calling queue occasionally shows an 'Invalid QR code' error when scanning.</w:t>
-      </w:r>
-    </w:p>
-    <w:p>
-      <w:pPr>
-        <w:spacing w:before="0" w:after="80"/>
-      </w:pPr>
-      <w:r>
-        <w:rPr>
-          <w:rFonts w:ascii="Arial" w:hAnsi="Arial" w:eastAsia="Arial" w:cs="Arial"/>
-          <w:b/>
-          <w:color w:val="000000"/>
-          <w:sz w:val="20"/>
-          <w:u w:val="none"/>
-        </w:rPr>
-        <w:t>Component:</w:t>
-      </w:r>
-      <w:r>
-        <w:rPr>
-          <w:rFonts w:ascii="Arial" w:hAnsi="Arial" w:eastAsia="Arial" w:cs="Arial"/>
-          <w:b w:val="0"/>
-          <w:color w:val="000000"/>
-          <w:sz w:val="20"/>
-          <w:u w:val="none"/>
-        </w:rPr>
-        <w:t xml:space="preserve"> REPORTS</w:t>
-      </w:r>
-    </w:p>
-    <w:p>
-      <w:pPr>
-        <w:spacing w:before="0" w:after="80"/>
-      </w:pPr>
-      <w:r>
-        <w:rPr>
-          <w:rFonts w:ascii="Arial" w:hAnsi="Arial" w:eastAsia="Arial" w:cs="Arial"/>
-          <w:b/>
-          <w:color w:val="000000"/>
-          <w:sz w:val="20"/>
-          <w:u w:val="none"/>
-        </w:rPr>
-        <w:t>Sprint:</w:t>
-      </w:r>
-      <w:r>
-        <w:rPr>
-          <w:rFonts w:ascii="Arial" w:hAnsi="Arial" w:eastAsia="Arial" w:cs="Arial"/>
-          <w:b w:val="0"/>
-          <w:color w:val="000000"/>
-          <w:sz w:val="20"/>
-          <w:u w:val="none"/>
-        </w:rPr>
-        <w:t xml:space="preserve"> Report - 20260921-20261002</w:t>
-      </w:r>
-    </w:p>
-    <w:p>
-      <w:pPr>
-        <w:spacing w:before="0" w:after="80"/>
-      </w:pPr>
-      <w:r>
-        <w:rPr>
-          <w:rFonts w:ascii="Arial" w:hAnsi="Arial" w:eastAsia="Arial" w:cs="Arial"/>
-          <w:b/>
-          <w:color w:val="000000"/>
-          <w:sz w:val="20"/>
-          <w:u w:val="none"/>
-        </w:rPr>
-        <w:t>Acceptance Criteria (from JIRA):</w:t>
-      </w:r>
-    </w:p>
-    <w:p>
-      <w:pPr>
-        <w:spacing w:before="0" w:after="40"/>
-        <w:ind w:left="360" w:hanging="240"/>
-      </w:pPr>
-      <w:r>
-        <w:rPr>
-          <w:rFonts w:ascii="Arial" w:hAnsi="Arial" w:eastAsia="Arial" w:cs="Arial"/>
-          <w:b w:val="0"/>
-          <w:color w:val="000000"/>
-          <w:sz w:val="20"/>
-          <w:u w:val="none"/>
-        </w:rPr>
-        <w:t>1. Calling Queue occasionally shows an "Invalid QR code" error when scanning.</w:t>
-      </w:r>
-    </w:p>
-    <w:p>
-      <w:pPr>
-        <w:spacing w:before="0" w:after="40"/>
-        <w:ind w:left="360" w:hanging="240"/>
-      </w:pPr>
-      <w:r>
-        <w:rPr>
-          <w:rFonts w:ascii="Arial" w:hAnsi="Arial" w:eastAsia="Arial" w:cs="Arial"/>
-          <w:b w:val="0"/>
-          <w:color w:val="000000"/>
-          <w:sz w:val="20"/>
-          <w:u w:val="none"/>
-        </w:rPr>
-        <w:t>2. When the meal pickup delay setting is opened, the frequency of "Invalid QR code" prompts becomes very frequent.</w:t>
-      </w:r>
-    </w:p>
-    <w:p>
-      <w:pPr>
-        <w:spacing w:before="0" w:after="40"/>
-        <w:ind w:left="360" w:hanging="240"/>
-      </w:pPr>
-      <w:r>
-        <w:rPr>
-          <w:rFonts w:ascii="Arial" w:hAnsi="Arial" w:eastAsia="Arial" w:cs="Arial"/>
-          <w:b w:val="0"/>
-          <w:color w:val="000000"/>
-          <w:sz w:val="20"/>
-          <w:u w:val="none"/>
-        </w:rPr>
-        <w:t>3. Expected result: Fixed — the status changes normally when the queue number is correct.</w:t>
-      </w:r>
-    </w:p>
-    <w:p>
-      <w:pPr>
-        <w:spacing w:before="0" w:after="80"/>
-      </w:pPr>
-      <w:r>
-        <w:rPr>
-          <w:rFonts w:ascii="Arial" w:hAnsi="Arial" w:eastAsia="Arial" w:cs="Arial"/>
-          <w:b/>
-          <w:color w:val="000000"/>
-          <w:sz w:val="20"/>
-          <w:u w:val="none"/>
-        </w:rPr>
-        <w:t>Regression Scope:</w:t>
-      </w:r>
-    </w:p>
-    <w:p>
-      <w:pPr>
-        <w:spacing w:before="0" w:after="40"/>
-        <w:ind w:left="360" w:hanging="240"/>
-      </w:pPr>
-      <w:r>
-        <w:rPr>
-          <w:rFonts w:ascii="Arial" w:hAnsi="Arial" w:eastAsia="Arial" w:cs="Arial"/>
-          <w:b w:val="0"/>
-          <w:color w:val="000000"/>
-          <w:sz w:val="20"/>
-          <w:u w:val="none"/>
-        </w:rPr>
-        <w:t>1. QR code scanning in Calling Queue with the Meal Pickup Delay setting enabled and disabled, including continuous/rapid scans.</w:t>
-      </w:r>
-    </w:p>
-    <w:p>
-      <w:pPr>
-        <w:spacing w:before="0" w:after="40"/>
-        <w:ind w:left="360" w:hanging="240"/>
-      </w:pPr>
-      <w:r>
-        <w:rPr>
-          <w:rFonts w:ascii="Arial" w:hAnsi="Arial" w:eastAsia="Arial" w:cs="Arial"/>
-          <w:b w:val="0"/>
-          <w:color w:val="000000"/>
-          <w:sz w:val="20"/>
-          <w:u w:val="none"/>
-        </w:rPr>
-        <w:t>2. Full calling number status change flow, including undo, across different calling queues.</w:t>
-      </w:r>
-    </w:p>
-    <w:p>
-      <w:pPr>
-        <w:spacing w:before="0" w:after="40"/>
-        <w:ind w:left="360" w:hanging="240"/>
-      </w:pPr>
-      <w:r>
-        <w:rPr>
-          <w:rFonts w:ascii="Arial" w:hAnsi="Arial" w:eastAsia="Arial" w:cs="Arial"/>
-          <w:b w:val="0"/>
-          <w:color w:val="000000"/>
-          <w:sz w:val="20"/>
-          <w:u w:val="none"/>
-        </w:rPr>
-        <w:t>3. Error handling for genuinely invalid QR codes (must still prompt "Invalid QR code").</w:t>
-      </w:r>
-    </w:p>
-    <w:p>
-      <w:pPr>
-        <w:spacing w:before="0" w:after="40"/>
-        <w:ind w:left="360" w:hanging="240"/>
-      </w:pPr>
-      <w:r>
-        <w:rPr>
-          <w:rFonts w:ascii="Arial" w:hAnsi="Arial" w:eastAsia="Arial" w:cs="Arial"/>
-          <w:b w:val="0"/>
-          <w:color w:val="000000"/>
-          <w:sz w:val="20"/>
-          <w:u w:val="none"/>
-        </w:rPr>
-        <w:t>4. Functional testing only; no compatibility or performance testing is included.</w:t>
-      </w:r>
-    </w:p>
     <w:sectPr>
       <w:pgSz w:w="12240" w:h="15840"/>
       <w:pgMar w:top="1440" w:right="1800" w:bottom="1440" w:left="1800" w:header="720" w:footer="720" w:gutter="0"/>
